--- a/gcr-models/gcr_model_lay_overview.docx
+++ b/gcr-models/gcr_model_lay_overview.docx
@@ -945,7 +945,7 @@
               <w:rPr>
                 <w:sz w:val="19"/>
               </w:rPr>
-              <w:t>$7.2M</w:t>
+              <w:t>$21.6M</w:t>
             </w:r>
           </w:p>
         </w:tc>
@@ -1003,7 +1003,7 @@
               <w:rPr>
                 <w:sz w:val="19"/>
               </w:rPr>
-              <w:t>$5.7M</w:t>
+              <w:t>$17.1M</w:t>
             </w:r>
           </w:p>
         </w:tc>
@@ -1061,7 +1061,7 @@
               <w:rPr>
                 <w:sz w:val="19"/>
               </w:rPr>
-              <w:t>$70M</w:t>
+              <w:t>$210M</w:t>
             </w:r>
           </w:p>
         </w:tc>
@@ -2862,7 +2862,7 @@
               <w:rPr>
                 <w:sz w:val="19"/>
               </w:rPr>
-              <w:t>$7.2M</w:t>
+              <w:t>$21.6M</w:t>
             </w:r>
           </w:p>
         </w:tc>
@@ -2876,7 +2876,7 @@
               <w:rPr>
                 <w:sz w:val="19"/>
               </w:rPr>
-              <w:t>$5.7M</w:t>
+              <w:t>$17.1M</w:t>
             </w:r>
           </w:p>
         </w:tc>
@@ -2890,7 +2890,7 @@
               <w:rPr>
                 <w:sz w:val="19"/>
               </w:rPr>
-              <w:t>$70M</w:t>
+              <w:t>$210M</w:t>
             </w:r>
           </w:p>
         </w:tc>
